--- a/ANISHA RAWAT resume.docx
+++ b/ANISHA RAWAT resume.docx
@@ -4,7 +4,7 @@
   <w:body>
     <w:p>
       <w:pPr>
-        <w:spacing w:after="0" w:line="240" w:lineRule="auto"/>
+        <w:spacing w:after="57" w:line="240" w:lineRule="auto"/>
         <w:jc w:val="center"/>
         <w:rPr>
           <w:rFonts w:ascii="Calibri" w:hAnsi="Calibri" w:cs="Calibri"/>
@@ -27,7 +27,7 @@
     </w:p>
     <w:p>
       <w:pPr>
-        <w:spacing w:after="0" w:line="240" w:lineRule="auto"/>
+        <w:spacing w:after="57" w:line="240" w:lineRule="auto"/>
         <w:jc w:val="center"/>
         <w:rPr>
           <w:rFonts w:ascii="Calibri" w:hAnsi="Calibri" w:cs="Calibri"/>
@@ -54,7 +54,7 @@
     </w:p>
     <w:p>
       <w:pPr>
-        <w:spacing w:after="0" w:line="240" w:lineRule="auto"/>
+        <w:spacing w:after="57" w:line="240" w:lineRule="auto"/>
         <w:jc w:val="center"/>
         <w:rPr>
           <w:rFonts w:ascii="Calibri" w:hAnsi="Calibri" w:cs="Calibri"/>
@@ -136,6 +136,17 @@
         </w:r>
       </w:hyperlink>
       <w:r>
+        <w:t xml:space="preserve"> | </w:t>
+      </w:r>
+      <w:hyperlink r:id="rId8" w:history="1">
+        <w:r>
+          <w:rPr>
+            <w:rStyle w:val="Hyperlink"/>
+          </w:rPr>
+          <w:t>Anisha Rawat — Portfolio</w:t>
+        </w:r>
+      </w:hyperlink>
+      <w:r>
         <w:rPr>
           <w:rFonts w:ascii="Calibri" w:hAnsi="Calibri" w:cs="Calibri"/>
           <w:sz w:val="22"/>
@@ -146,17 +157,17 @@
     </w:p>
     <w:p>
       <w:pPr>
-        <w:spacing w:after="0" w:line="240" w:lineRule="auto"/>
-        <w:rPr>
-          <w:rFonts w:ascii="Calibri" w:hAnsi="Calibri" w:cs="Calibri"/>
-          <w:sz w:val="22"/>
-          <w:szCs w:val="22"/>
-        </w:rPr>
-      </w:pPr>
-    </w:p>
-    <w:p>
-      <w:pPr>
-        <w:spacing w:line="240" w:lineRule="auto"/>
+        <w:spacing w:after="57" w:line="240" w:lineRule="auto"/>
+        <w:rPr>
+          <w:rFonts w:ascii="Calibri" w:hAnsi="Calibri" w:cs="Calibri"/>
+          <w:sz w:val="22"/>
+          <w:szCs w:val="22"/>
+        </w:rPr>
+      </w:pPr>
+    </w:p>
+    <w:p>
+      <w:pPr>
+        <w:spacing w:after="57" w:line="240" w:lineRule="auto"/>
         <w:rPr>
           <w:rFonts w:ascii="Calibri" w:hAnsi="Calibri" w:cs="Calibri"/>
           <w:b/>
@@ -174,33 +185,25 @@
     </w:p>
     <w:p>
       <w:pPr>
-        <w:spacing w:line="240" w:lineRule="auto"/>
-        <w:rPr>
-          <w:rFonts w:ascii="Calibri" w:hAnsi="Calibri" w:cs="Calibri"/>
-          <w:sz w:val="22"/>
-          <w:szCs w:val="22"/>
-        </w:rPr>
-      </w:pPr>
-      <w:r>
-        <w:rPr>
-          <w:rFonts w:ascii="Calibri" w:hAnsi="Calibri" w:cs="Calibri"/>
-          <w:sz w:val="22"/>
-          <w:szCs w:val="22"/>
-        </w:rPr>
-        <w:t>BCA graduate with hands-on experience developing full-stack web applications using Python, Django, MySQL, HTML, CSS, and JavaScript. Contributed to open-source projects and built database-driven web applications using REST APIs. Seeking an entry-level Software Engineer role</w:t>
-      </w:r>
-      <w:r>
-        <w:rPr>
-          <w:rFonts w:ascii="Calibri" w:hAnsi="Calibri" w:cs="Calibri"/>
-          <w:sz w:val="22"/>
-          <w:szCs w:val="22"/>
-        </w:rPr>
-        <w:t>.</w:t>
-      </w:r>
-    </w:p>
-    <w:p>
-      <w:pPr>
-        <w:spacing w:line="240" w:lineRule="auto"/>
+        <w:spacing w:after="57" w:line="240" w:lineRule="auto"/>
+        <w:rPr>
+          <w:rFonts w:ascii="Calibri" w:hAnsi="Calibri" w:cs="Calibri"/>
+          <w:sz w:val="22"/>
+          <w:szCs w:val="22"/>
+        </w:rPr>
+      </w:pPr>
+      <w:r>
+        <w:rPr>
+          <w:rFonts w:ascii="Calibri" w:hAnsi="Calibri" w:cs="Calibri"/>
+          <w:sz w:val="22"/>
+          <w:szCs w:val="22"/>
+        </w:rPr>
+        <w:t>BCA graduate with hands-on experience developing full-stack web applications using Python, Django, MySQL, HTML, CSS, and JavaScript, including a live production website serving real customers. Contributed to open-source projects and built database-driven web applications using REST APIs. Seeking an entry-level Software Engineer role.</w:t>
+      </w:r>
+    </w:p>
+    <w:p>
+      <w:pPr>
+        <w:spacing w:after="57" w:line="240" w:lineRule="auto"/>
         <w:rPr>
           <w:rFonts w:ascii="Calibri" w:hAnsi="Calibri" w:cs="Calibri"/>
           <w:b/>
@@ -226,28 +229,46 @@
     </w:p>
     <w:p>
       <w:pPr>
-        <w:spacing w:line="240" w:lineRule="auto"/>
-        <w:rPr>
-          <w:rFonts w:ascii="Calibri" w:hAnsi="Calibri" w:cs="Calibri"/>
-          <w:sz w:val="22"/>
-          <w:szCs w:val="22"/>
-        </w:rPr>
-      </w:pPr>
-      <w:r>
-        <w:rPr>
-          <w:rFonts w:ascii="Calibri" w:hAnsi="Calibri" w:cs="Calibri"/>
-          <w:sz w:val="22"/>
-          <w:szCs w:val="22"/>
-        </w:rPr>
-        <w:t>Programming Language</w:t>
-      </w:r>
-      <w:r>
-        <w:rPr>
-          <w:rFonts w:ascii="Calibri" w:hAnsi="Calibri" w:cs="Calibri"/>
-          <w:sz w:val="22"/>
-          <w:szCs w:val="22"/>
-        </w:rPr>
-        <w:t>s : Python, Java</w:t>
+        <w:spacing w:after="57" w:line="240" w:lineRule="auto"/>
+        <w:rPr>
+          <w:rFonts w:ascii="Calibri" w:hAnsi="Calibri" w:cs="Calibri"/>
+          <w:sz w:val="22"/>
+          <w:szCs w:val="22"/>
+        </w:rPr>
+      </w:pPr>
+      <w:r>
+        <w:rPr>
+          <w:rFonts w:ascii="Calibri" w:hAnsi="Calibri" w:cs="Calibri"/>
+          <w:sz w:val="22"/>
+          <w:szCs w:val="22"/>
+        </w:rPr>
+        <w:t xml:space="preserve">Programming </w:t>
+      </w:r>
+      <w:proofErr w:type="gramStart"/>
+      <w:r>
+        <w:rPr>
+          <w:rFonts w:ascii="Calibri" w:hAnsi="Calibri" w:cs="Calibri"/>
+          <w:sz w:val="22"/>
+          <w:szCs w:val="22"/>
+        </w:rPr>
+        <w:t>Language</w:t>
+      </w:r>
+      <w:r>
+        <w:rPr>
+          <w:rFonts w:ascii="Calibri" w:hAnsi="Calibri" w:cs="Calibri"/>
+          <w:sz w:val="22"/>
+          <w:szCs w:val="22"/>
+        </w:rPr>
+        <w:t>s :</w:t>
+      </w:r>
+      <w:proofErr w:type="gramEnd"/>
+      <w:r>
+        <w:rPr>
+          <w:rFonts w:ascii="Calibri" w:hAnsi="Calibri" w:cs="Calibri"/>
+          <w:sz w:val="22"/>
+          <w:szCs w:val="22"/>
+        </w:rPr>
+        <w:t xml:space="preserve"> Python, Java</w:t>
       </w:r>
       <w:r>
         <w:rPr>
@@ -268,33 +289,69 @@
     </w:p>
     <w:p>
       <w:pPr>
-        <w:spacing w:line="240" w:lineRule="auto"/>
-        <w:rPr>
-          <w:rFonts w:ascii="Calibri" w:hAnsi="Calibri" w:cs="Calibri"/>
-          <w:sz w:val="22"/>
-          <w:szCs w:val="22"/>
-        </w:rPr>
-      </w:pPr>
-      <w:r>
-        <w:rPr>
-          <w:rFonts w:ascii="Calibri" w:hAnsi="Calibri" w:cs="Calibri"/>
-          <w:sz w:val="22"/>
-          <w:szCs w:val="22"/>
-        </w:rPr>
-        <w:t xml:space="preserve">Web Technologies </w:t>
-      </w:r>
-      <w:r>
-        <w:rPr>
-          <w:rFonts w:ascii="Calibri" w:hAnsi="Calibri" w:cs="Calibri"/>
-          <w:sz w:val="22"/>
-          <w:szCs w:val="22"/>
-        </w:rPr>
-        <w:t>: HTML5,CSS3</w:t>
-      </w:r>
-    </w:p>
-    <w:p>
-      <w:pPr>
-        <w:spacing w:line="240" w:lineRule="auto"/>
+        <w:spacing w:after="57" w:line="240" w:lineRule="auto"/>
+        <w:rPr>
+          <w:rFonts w:ascii="Calibri" w:hAnsi="Calibri" w:cs="Calibri"/>
+          <w:sz w:val="22"/>
+          <w:szCs w:val="22"/>
+        </w:rPr>
+      </w:pPr>
+      <w:r>
+        <w:rPr>
+          <w:rFonts w:ascii="Calibri" w:hAnsi="Calibri" w:cs="Calibri"/>
+          <w:sz w:val="22"/>
+          <w:szCs w:val="22"/>
+        </w:rPr>
+        <w:t xml:space="preserve">Web </w:t>
+      </w:r>
+      <w:proofErr w:type="gramStart"/>
+      <w:r>
+        <w:rPr>
+          <w:rFonts w:ascii="Calibri" w:hAnsi="Calibri" w:cs="Calibri"/>
+          <w:sz w:val="22"/>
+          <w:szCs w:val="22"/>
+        </w:rPr>
+        <w:t xml:space="preserve">Technologies </w:t>
+      </w:r>
+      <w:r>
+        <w:rPr>
+          <w:rFonts w:ascii="Calibri" w:hAnsi="Calibri" w:cs="Calibri"/>
+          <w:sz w:val="22"/>
+          <w:szCs w:val="22"/>
+        </w:rPr>
+        <w:t>:</w:t>
+      </w:r>
+      <w:proofErr w:type="gramEnd"/>
+      <w:r>
+        <w:rPr>
+          <w:rFonts w:ascii="Calibri" w:hAnsi="Calibri" w:cs="Calibri"/>
+          <w:sz w:val="22"/>
+          <w:szCs w:val="22"/>
+        </w:rPr>
+        <w:t xml:space="preserve"> HTML</w:t>
+      </w:r>
+      <w:proofErr w:type="gramStart"/>
+      <w:r>
+        <w:rPr>
+          <w:rFonts w:ascii="Calibri" w:hAnsi="Calibri" w:cs="Calibri"/>
+          <w:sz w:val="22"/>
+          <w:szCs w:val="22"/>
+        </w:rPr>
+        <w:t>5,CSS</w:t>
+      </w:r>
+      <w:proofErr w:type="gramEnd"/>
+      <w:r>
+        <w:rPr>
+          <w:rFonts w:ascii="Calibri" w:hAnsi="Calibri" w:cs="Calibri"/>
+          <w:sz w:val="22"/>
+          <w:szCs w:val="22"/>
+        </w:rPr>
+        <w:t>3</w:t>
+      </w:r>
+    </w:p>
+    <w:p>
+      <w:pPr>
+        <w:spacing w:after="57" w:line="240" w:lineRule="auto"/>
         <w:rPr>
           <w:rFonts w:ascii="Calibri" w:hAnsi="Calibri" w:cs="Calibri"/>
           <w:sz w:val="22"/>
@@ -320,7 +377,7 @@
     </w:p>
     <w:p>
       <w:pPr>
-        <w:spacing w:line="240" w:lineRule="auto"/>
+        <w:spacing w:after="57" w:line="240" w:lineRule="auto"/>
         <w:rPr>
           <w:rFonts w:ascii="Calibri" w:hAnsi="Calibri" w:cs="Calibri"/>
           <w:sz w:val="22"/>
@@ -354,7 +411,7 @@
     </w:p>
     <w:p>
       <w:pPr>
-        <w:spacing w:line="240" w:lineRule="auto"/>
+        <w:spacing w:after="57" w:line="240" w:lineRule="auto"/>
         <w:rPr>
           <w:rFonts w:ascii="Calibri" w:hAnsi="Calibri" w:cs="Calibri"/>
           <w:sz w:val="22"/>
@@ -396,7 +453,7 @@
     </w:p>
     <w:p>
       <w:pPr>
-        <w:spacing w:line="240" w:lineRule="auto"/>
+        <w:spacing w:after="57" w:line="240" w:lineRule="auto"/>
         <w:rPr>
           <w:rFonts w:ascii="Calibri" w:hAnsi="Calibri" w:cs="Calibri"/>
           <w:sz w:val="22"/>
@@ -411,6 +468,7 @@
         </w:rPr>
         <w:t xml:space="preserve">Version </w:t>
       </w:r>
+      <w:proofErr w:type="gramStart"/>
       <w:r>
         <w:rPr>
           <w:rFonts w:ascii="Calibri" w:hAnsi="Calibri" w:cs="Calibri"/>
@@ -425,7 +483,16 @@
           <w:sz w:val="22"/>
           <w:szCs w:val="22"/>
         </w:rPr>
-        <w:t>ontrol : Git, Git</w:t>
+        <w:t>ontrol :</w:t>
+      </w:r>
+      <w:proofErr w:type="gramEnd"/>
+      <w:r>
+        <w:rPr>
+          <w:rFonts w:ascii="Calibri" w:hAnsi="Calibri" w:cs="Calibri"/>
+          <w:sz w:val="22"/>
+          <w:szCs w:val="22"/>
+        </w:rPr>
+        <w:t xml:space="preserve"> Git, Git</w:t>
       </w:r>
       <w:r>
         <w:rPr>
@@ -446,7 +513,7 @@
     </w:p>
     <w:p>
       <w:pPr>
-        <w:spacing w:line="240" w:lineRule="auto"/>
+        <w:spacing w:after="57" w:line="240" w:lineRule="auto"/>
         <w:rPr>
           <w:rFonts w:ascii="Calibri" w:hAnsi="Calibri" w:cs="Calibri"/>
           <w:sz w:val="22"/>
@@ -496,7 +563,7 @@
     </w:p>
     <w:p>
       <w:pPr>
-        <w:spacing w:line="240" w:lineRule="auto"/>
+        <w:spacing w:after="57" w:line="240" w:lineRule="auto"/>
         <w:rPr>
           <w:rFonts w:ascii="Calibri" w:hAnsi="Calibri" w:cs="Calibri"/>
           <w:sz w:val="22"/>
@@ -522,7 +589,7 @@
     </w:p>
     <w:p>
       <w:pPr>
-        <w:spacing w:line="240" w:lineRule="auto"/>
+        <w:spacing w:after="57" w:line="240" w:lineRule="auto"/>
         <w:rPr>
           <w:rFonts w:ascii="Calibri" w:hAnsi="Calibri" w:cs="Calibri"/>
           <w:b/>
@@ -540,32 +607,207 @@
     </w:p>
     <w:p>
       <w:pPr>
-        <w:spacing w:after="0" w:line="240" w:lineRule="auto"/>
+        <w:spacing w:after="57" w:line="240" w:lineRule="auto"/>
         <w:rPr>
           <w:rFonts w:ascii="Calibri" w:hAnsi="Calibri" w:cs="Calibri"/>
           <w:b/>
           <w:bCs/>
-          <w:sz w:val="22"/>
-          <w:szCs w:val="22"/>
-        </w:rPr>
-      </w:pPr>
-      <w:proofErr w:type="spellStart"/>
+        </w:rPr>
+      </w:pPr>
       <w:r>
         <w:rPr>
           <w:rFonts w:ascii="Calibri" w:hAnsi="Calibri" w:cs="Calibri"/>
           <w:b/>
           <w:bCs/>
-          <w:sz w:val="22"/>
-          <w:szCs w:val="22"/>
-        </w:rPr>
-        <w:t>HomeSathi</w:t>
-      </w:r>
-      <w:proofErr w:type="spellEnd"/>
+        </w:rPr>
+        <w:t>JK Homestay – Homestay Booking Website (Live)</w:t>
+      </w:r>
+    </w:p>
+    <w:p>
+      <w:pPr>
+        <w:spacing w:after="57" w:line="240" w:lineRule="auto"/>
+        <w:rPr>
+          <w:rFonts w:ascii="Calibri" w:hAnsi="Calibri" w:cs="Calibri"/>
+          <w:sz w:val="22"/>
+          <w:szCs w:val="22"/>
+        </w:rPr>
+      </w:pPr>
       <w:r>
         <w:rPr>
           <w:rFonts w:ascii="Calibri" w:hAnsi="Calibri" w:cs="Calibri"/>
           <w:b/>
           <w:bCs/>
+        </w:rPr>
+        <w:t xml:space="preserve">Tech Stack: </w:t>
+      </w:r>
+      <w:r>
+        <w:rPr>
+          <w:rFonts w:ascii="Calibri" w:hAnsi="Calibri" w:cs="Calibri"/>
+          <w:sz w:val="22"/>
+          <w:szCs w:val="22"/>
+        </w:rPr>
+        <w:t xml:space="preserve">Django, </w:t>
+      </w:r>
+      <w:proofErr w:type="spellStart"/>
+      <w:r>
+        <w:rPr>
+          <w:rFonts w:ascii="Calibri" w:hAnsi="Calibri" w:cs="Calibri"/>
+          <w:sz w:val="22"/>
+          <w:szCs w:val="22"/>
+        </w:rPr>
+        <w:t>Cloudinary</w:t>
+      </w:r>
+      <w:proofErr w:type="spellEnd"/>
+      <w:r>
+        <w:rPr>
+          <w:rFonts w:ascii="Calibri" w:hAnsi="Calibri" w:cs="Calibri"/>
+          <w:sz w:val="22"/>
+          <w:szCs w:val="22"/>
+        </w:rPr>
+        <w:t>, Railway</w:t>
+      </w:r>
+    </w:p>
+    <w:p>
+      <w:pPr>
+        <w:pStyle w:val="ListParagraph"/>
+        <w:numPr>
+          <w:ilvl w:val="0"/>
+          <w:numId w:val="10"/>
+        </w:numPr>
+        <w:spacing w:after="57" w:line="240" w:lineRule="auto"/>
+        <w:rPr>
+          <w:rFonts w:ascii="Calibri" w:hAnsi="Calibri" w:cs="Calibri"/>
+          <w:sz w:val="22"/>
+          <w:szCs w:val="22"/>
+        </w:rPr>
+      </w:pPr>
+      <w:r>
+        <w:rPr>
+          <w:rFonts w:ascii="Calibri" w:hAnsi="Calibri" w:cs="Calibri"/>
+          <w:sz w:val="22"/>
+          <w:szCs w:val="22"/>
+        </w:rPr>
+        <w:t xml:space="preserve">Built and deployed a live, SEO-optimized homestay booking site for a business in </w:t>
+      </w:r>
+      <w:proofErr w:type="spellStart"/>
+      <w:r>
+        <w:rPr>
+          <w:rFonts w:ascii="Calibri" w:hAnsi="Calibri" w:cs="Calibri"/>
+          <w:sz w:val="22"/>
+          <w:szCs w:val="22"/>
+        </w:rPr>
+        <w:t>Paithani</w:t>
+      </w:r>
+      <w:proofErr w:type="spellEnd"/>
+      <w:r>
+        <w:rPr>
+          <w:rFonts w:ascii="Calibri" w:hAnsi="Calibri" w:cs="Calibri"/>
+          <w:sz w:val="22"/>
+          <w:szCs w:val="22"/>
+        </w:rPr>
+        <w:t xml:space="preserve">, Pauri Garhwal — my first project serving real, paying customers. </w:t>
+      </w:r>
+    </w:p>
+    <w:p>
+      <w:pPr>
+        <w:pStyle w:val="ListParagraph"/>
+        <w:numPr>
+          <w:ilvl w:val="0"/>
+          <w:numId w:val="10"/>
+        </w:numPr>
+        <w:spacing w:after="57" w:line="240" w:lineRule="auto"/>
+        <w:rPr>
+          <w:rFonts w:ascii="Calibri" w:hAnsi="Calibri" w:cs="Calibri"/>
+          <w:sz w:val="22"/>
+          <w:szCs w:val="22"/>
+        </w:rPr>
+      </w:pPr>
+      <w:r>
+        <w:rPr>
+          <w:rFonts w:ascii="Calibri" w:hAnsi="Calibri" w:cs="Calibri"/>
+          <w:sz w:val="22"/>
+          <w:szCs w:val="22"/>
+        </w:rPr>
+        <w:t xml:space="preserve">Integrated a WhatsApp-based booking flow with pre-filled messages per room, removing checkout friction for a non-technical guest base. </w:t>
+      </w:r>
+    </w:p>
+    <w:p>
+      <w:pPr>
+        <w:pStyle w:val="ListParagraph"/>
+        <w:numPr>
+          <w:ilvl w:val="0"/>
+          <w:numId w:val="10"/>
+        </w:numPr>
+        <w:spacing w:after="57" w:line="240" w:lineRule="auto"/>
+        <w:rPr>
+          <w:rFonts w:ascii="Calibri" w:hAnsi="Calibri" w:cs="Calibri"/>
+          <w:b/>
+          <w:bCs/>
+        </w:rPr>
+      </w:pPr>
+      <w:r>
+        <w:rPr>
+          <w:rFonts w:ascii="Calibri" w:hAnsi="Calibri" w:cs="Calibri"/>
+          <w:sz w:val="22"/>
+          <w:szCs w:val="22"/>
+        </w:rPr>
+        <w:t xml:space="preserve">Deployed on Railway with </w:t>
+      </w:r>
+      <w:proofErr w:type="spellStart"/>
+      <w:r>
+        <w:rPr>
+          <w:rFonts w:ascii="Calibri" w:hAnsi="Calibri" w:cs="Calibri"/>
+          <w:sz w:val="22"/>
+          <w:szCs w:val="22"/>
+        </w:rPr>
+        <w:t>Cloudinary</w:t>
+      </w:r>
+      <w:proofErr w:type="spellEnd"/>
+      <w:r>
+        <w:rPr>
+          <w:rFonts w:ascii="Calibri" w:hAnsi="Calibri" w:cs="Calibri"/>
+          <w:sz w:val="22"/>
+          <w:szCs w:val="22"/>
+        </w:rPr>
+        <w:t xml:space="preserve"> as the image CDN</w:t>
+      </w:r>
+      <w:r>
+        <w:rPr>
+          <w:rFonts w:ascii="Calibri" w:hAnsi="Calibri" w:cs="Calibri"/>
+          <w:b/>
+          <w:bCs/>
+        </w:rPr>
+        <w:t>.</w:t>
+      </w:r>
+    </w:p>
+    <w:p>
+      <w:pPr>
+        <w:spacing w:after="57" w:line="240" w:lineRule="auto"/>
+        <w:rPr>
+          <w:rFonts w:ascii="Calibri" w:hAnsi="Calibri" w:cs="Calibri"/>
+          <w:b/>
+          <w:bCs/>
+          <w:sz w:val="22"/>
+          <w:szCs w:val="22"/>
+        </w:rPr>
+      </w:pPr>
+      <w:proofErr w:type="spellStart"/>
+      <w:r>
+        <w:rPr>
+          <w:rFonts w:ascii="Calibri" w:hAnsi="Calibri" w:cs="Calibri"/>
+          <w:b/>
+          <w:bCs/>
+          <w:sz w:val="22"/>
+          <w:szCs w:val="22"/>
+        </w:rPr>
+        <w:t>HomeSathi</w:t>
+      </w:r>
+      <w:proofErr w:type="spellEnd"/>
+      <w:r>
+        <w:rPr>
+          <w:rFonts w:ascii="Calibri" w:hAnsi="Calibri" w:cs="Calibri"/>
+          <w:b/>
+          <w:bCs/>
           <w:sz w:val="22"/>
           <w:szCs w:val="22"/>
         </w:rPr>
@@ -574,7 +816,7 @@
     </w:p>
     <w:p>
       <w:pPr>
-        <w:spacing w:after="0" w:line="240" w:lineRule="auto"/>
+        <w:spacing w:after="57" w:line="240" w:lineRule="auto"/>
         <w:rPr>
           <w:rFonts w:ascii="Calibri" w:hAnsi="Calibri" w:cs="Calibri"/>
           <w:sz w:val="22"/>
@@ -607,7 +849,7 @@
           <w:ilvl w:val="0"/>
           <w:numId w:val="3"/>
         </w:numPr>
-        <w:spacing w:line="240" w:lineRule="auto"/>
+        <w:spacing w:after="57" w:line="240" w:lineRule="auto"/>
         <w:rPr>
           <w:rFonts w:ascii="Calibri" w:hAnsi="Calibri" w:cs="Calibri"/>
           <w:sz w:val="22"/>
@@ -630,7 +872,7 @@
           <w:ilvl w:val="0"/>
           <w:numId w:val="3"/>
         </w:numPr>
-        <w:spacing w:line="240" w:lineRule="auto"/>
+        <w:spacing w:after="57" w:line="240" w:lineRule="auto"/>
         <w:rPr>
           <w:rFonts w:ascii="Calibri" w:hAnsi="Calibri" w:cs="Calibri"/>
           <w:sz w:val="22"/>
@@ -653,7 +895,7 @@
           <w:ilvl w:val="0"/>
           <w:numId w:val="3"/>
         </w:numPr>
-        <w:spacing w:line="240" w:lineRule="auto"/>
+        <w:spacing w:after="57" w:line="240" w:lineRule="auto"/>
         <w:rPr>
           <w:rFonts w:ascii="Calibri" w:hAnsi="Calibri" w:cs="Calibri"/>
           <w:b/>
@@ -683,7 +925,7 @@
     </w:p>
     <w:p>
       <w:pPr>
-        <w:spacing w:after="0" w:line="240" w:lineRule="auto"/>
+        <w:spacing w:after="57" w:line="240" w:lineRule="auto"/>
         <w:rPr>
           <w:rFonts w:ascii="Calibri" w:hAnsi="Calibri" w:cs="Calibri"/>
           <w:b/>
@@ -705,7 +947,7 @@
     </w:p>
     <w:p>
       <w:pPr>
-        <w:spacing w:after="0" w:line="240" w:lineRule="auto"/>
+        <w:spacing w:after="57" w:line="240" w:lineRule="auto"/>
         <w:rPr>
           <w:rFonts w:ascii="Calibri" w:hAnsi="Calibri" w:cs="Calibri"/>
           <w:sz w:val="22"/>
@@ -738,7 +980,7 @@
           <w:ilvl w:val="0"/>
           <w:numId w:val="3"/>
         </w:numPr>
-        <w:spacing w:line="240" w:lineRule="auto"/>
+        <w:spacing w:after="57" w:line="240" w:lineRule="auto"/>
         <w:rPr>
           <w:rFonts w:ascii="Calibri" w:hAnsi="Calibri" w:cs="Calibri"/>
           <w:sz w:val="22"/>
@@ -761,20 +1003,82 @@
           <w:ilvl w:val="0"/>
           <w:numId w:val="3"/>
         </w:numPr>
-        <w:spacing w:line="240" w:lineRule="auto"/>
-        <w:rPr>
-          <w:rFonts w:ascii="Calibri" w:hAnsi="Calibri" w:cs="Calibri"/>
-          <w:sz w:val="22"/>
-          <w:szCs w:val="22"/>
-        </w:rPr>
-      </w:pPr>
-      <w:r>
-        <w:rPr>
-          <w:rFonts w:ascii="Calibri" w:hAnsi="Calibri" w:cs="Calibri"/>
-          <w:sz w:val="22"/>
-          <w:szCs w:val="22"/>
-        </w:rPr>
-        <w:t xml:space="preserve">Designed a responsive interface to provide instant text processing and improve user experience. </w:t>
+        <w:spacing w:after="57" w:line="240" w:lineRule="auto"/>
+        <w:rPr>
+          <w:rFonts w:ascii="Calibri" w:hAnsi="Calibri" w:cs="Calibri"/>
+          <w:sz w:val="22"/>
+          <w:szCs w:val="22"/>
+        </w:rPr>
+      </w:pPr>
+      <w:r>
+        <w:rPr>
+          <w:rFonts w:ascii="Calibri" w:hAnsi="Calibri" w:cs="Calibri"/>
+          <w:sz w:val="22"/>
+          <w:szCs w:val="22"/>
+        </w:rPr>
+        <w:t>Deployed the application on Render and managed the project using Git and GitHub.</w:t>
+      </w:r>
+    </w:p>
+    <w:p>
+      <w:pPr>
+        <w:spacing w:after="57" w:line="240" w:lineRule="auto"/>
+        <w:rPr>
+          <w:rFonts w:ascii="Calibri" w:hAnsi="Calibri" w:cs="Calibri"/>
+          <w:b/>
+          <w:bCs/>
+        </w:rPr>
+      </w:pPr>
+      <w:proofErr w:type="gramStart"/>
+      <w:r>
+        <w:rPr>
+          <w:rFonts w:ascii="Calibri" w:hAnsi="Calibri" w:cs="Calibri"/>
+          <w:b/>
+          <w:bCs/>
+        </w:rPr>
+        <w:t>OPEN SOURCE</w:t>
+      </w:r>
+      <w:proofErr w:type="gramEnd"/>
+      <w:r>
+        <w:rPr>
+          <w:rFonts w:ascii="Calibri" w:hAnsi="Calibri" w:cs="Calibri"/>
+          <w:b/>
+          <w:bCs/>
+        </w:rPr>
+        <w:t xml:space="preserve"> EXPERIENCE</w:t>
+      </w:r>
+    </w:p>
+    <w:p>
+      <w:pPr>
+        <w:spacing w:after="57" w:line="240" w:lineRule="auto"/>
+        <w:rPr>
+          <w:rFonts w:ascii="Calibri" w:hAnsi="Calibri" w:cs="Calibri"/>
+          <w:b/>
+          <w:bCs/>
+          <w:sz w:val="22"/>
+          <w:szCs w:val="22"/>
+        </w:rPr>
+      </w:pPr>
+      <w:proofErr w:type="spellStart"/>
+      <w:r>
+        <w:rPr>
+          <w:rFonts w:ascii="Calibri" w:hAnsi="Calibri" w:cs="Calibri"/>
+          <w:b/>
+          <w:bCs/>
+          <w:sz w:val="22"/>
+          <w:szCs w:val="22"/>
+        </w:rPr>
+        <w:t>GirlScript</w:t>
+      </w:r>
+      <w:proofErr w:type="spellEnd"/>
+      <w:r>
+        <w:rPr>
+          <w:rFonts w:ascii="Calibri" w:hAnsi="Calibri" w:cs="Calibri"/>
+          <w:b/>
+          <w:bCs/>
+          <w:sz w:val="22"/>
+          <w:szCs w:val="22"/>
+        </w:rPr>
+        <w:t xml:space="preserve"> Summer of Code (GSSOC)</w:t>
       </w:r>
     </w:p>
     <w:p>
@@ -784,72 +1088,20 @@
           <w:ilvl w:val="0"/>
           <w:numId w:val="3"/>
         </w:numPr>
-        <w:spacing w:line="240" w:lineRule="auto"/>
-        <w:rPr>
-          <w:rFonts w:ascii="Calibri" w:hAnsi="Calibri" w:cs="Calibri"/>
-          <w:sz w:val="22"/>
-          <w:szCs w:val="22"/>
-        </w:rPr>
-      </w:pPr>
-      <w:r>
-        <w:rPr>
-          <w:rFonts w:ascii="Calibri" w:hAnsi="Calibri" w:cs="Calibri"/>
-          <w:sz w:val="22"/>
-          <w:szCs w:val="22"/>
-        </w:rPr>
-        <w:t>Deployed the application on Render and managed the project using Git and GitHub.</w:t>
-      </w:r>
-    </w:p>
-    <w:p>
-      <w:pPr>
-        <w:spacing w:line="240" w:lineRule="auto"/>
-        <w:rPr>
-          <w:rFonts w:ascii="Calibri" w:hAnsi="Calibri" w:cs="Calibri"/>
-          <w:b/>
-          <w:bCs/>
-        </w:rPr>
-      </w:pPr>
-      <w:r>
-        <w:rPr>
-          <w:rFonts w:ascii="Calibri" w:hAnsi="Calibri" w:cs="Calibri"/>
-          <w:b/>
-          <w:bCs/>
-        </w:rPr>
-        <w:t>OPEN SOURCE EXPERIENCE</w:t>
-      </w:r>
-    </w:p>
-    <w:p>
-      <w:pPr>
-        <w:spacing w:after="0" w:line="240" w:lineRule="auto"/>
-        <w:rPr>
-          <w:rFonts w:ascii="Calibri" w:hAnsi="Calibri" w:cs="Calibri"/>
-          <w:b/>
-          <w:bCs/>
-          <w:sz w:val="22"/>
-          <w:szCs w:val="22"/>
-        </w:rPr>
-      </w:pPr>
-      <w:proofErr w:type="spellStart"/>
-      <w:r>
-        <w:rPr>
-          <w:rFonts w:ascii="Calibri" w:hAnsi="Calibri" w:cs="Calibri"/>
-          <w:b/>
-          <w:bCs/>
-          <w:sz w:val="22"/>
-          <w:szCs w:val="22"/>
-        </w:rPr>
-        <w:t>GirlScript</w:t>
-      </w:r>
-      <w:proofErr w:type="spellEnd"/>
-      <w:r>
-        <w:rPr>
-          <w:rFonts w:ascii="Calibri" w:hAnsi="Calibri" w:cs="Calibri"/>
-          <w:b/>
-          <w:bCs/>
-          <w:sz w:val="22"/>
-          <w:szCs w:val="22"/>
-        </w:rPr>
-        <w:t xml:space="preserve"> Summer of Code (GSSOC)</w:t>
+        <w:spacing w:after="57" w:line="240" w:lineRule="auto"/>
+        <w:rPr>
+          <w:rFonts w:ascii="Calibri" w:hAnsi="Calibri" w:cs="Calibri"/>
+          <w:sz w:val="22"/>
+          <w:szCs w:val="22"/>
+        </w:rPr>
+      </w:pPr>
+      <w:r>
+        <w:rPr>
+          <w:rFonts w:ascii="Calibri" w:hAnsi="Calibri" w:cs="Calibri"/>
+          <w:sz w:val="22"/>
+          <w:szCs w:val="22"/>
+        </w:rPr>
+        <w:t xml:space="preserve">Contributed to repositories by submitting code improvements and collaborating through Git and GitHub. </w:t>
       </w:r>
     </w:p>
     <w:p>
@@ -859,30 +1111,7 @@
           <w:ilvl w:val="0"/>
           <w:numId w:val="3"/>
         </w:numPr>
-        <w:spacing w:after="0" w:line="240" w:lineRule="auto"/>
-        <w:rPr>
-          <w:rFonts w:ascii="Calibri" w:hAnsi="Calibri" w:cs="Calibri"/>
-          <w:sz w:val="22"/>
-          <w:szCs w:val="22"/>
-        </w:rPr>
-      </w:pPr>
-      <w:r>
-        <w:rPr>
-          <w:rFonts w:ascii="Calibri" w:hAnsi="Calibri" w:cs="Calibri"/>
-          <w:sz w:val="22"/>
-          <w:szCs w:val="22"/>
-        </w:rPr>
-        <w:t xml:space="preserve">Contributed to open-source repositories by submitting code improvements and collaborating through Git and GitHub. </w:t>
-      </w:r>
-    </w:p>
-    <w:p>
-      <w:pPr>
-        <w:pStyle w:val="ListParagraph"/>
-        <w:numPr>
-          <w:ilvl w:val="0"/>
-          <w:numId w:val="3"/>
-        </w:numPr>
-        <w:spacing w:after="0" w:line="240" w:lineRule="auto"/>
+        <w:spacing w:after="57" w:line="240" w:lineRule="auto"/>
         <w:rPr>
           <w:rFonts w:ascii="Calibri" w:hAnsi="Calibri" w:cs="Calibri"/>
           <w:sz w:val="22"/>
@@ -900,7 +1129,7 @@
     </w:p>
     <w:p>
       <w:pPr>
-        <w:spacing w:line="240" w:lineRule="auto"/>
+        <w:spacing w:after="57" w:line="240" w:lineRule="auto"/>
         <w:rPr>
           <w:rFonts w:ascii="Calibri" w:hAnsi="Calibri" w:cs="Calibri"/>
           <w:b/>
@@ -918,63 +1147,101 @@
     </w:p>
     <w:p>
       <w:pPr>
-        <w:spacing w:after="0" w:line="240" w:lineRule="auto"/>
-        <w:rPr>
-          <w:rFonts w:ascii="Calibri" w:hAnsi="Calibri" w:cs="Calibri"/>
-        </w:rPr>
-      </w:pPr>
-      <w:r>
-        <w:rPr>
-          <w:rFonts w:ascii="Calibri" w:hAnsi="Calibri" w:cs="Calibri"/>
-        </w:rPr>
-        <w:t>Bachelor of Computer Applications (BCA)</w:t>
-      </w:r>
-    </w:p>
-    <w:p>
-      <w:pPr>
-        <w:spacing w:after="0" w:line="240" w:lineRule="auto"/>
-        <w:rPr>
-          <w:rFonts w:ascii="Calibri" w:hAnsi="Calibri" w:cs="Calibri"/>
-        </w:rPr>
-      </w:pPr>
-      <w:r>
-        <w:rPr>
-          <w:rFonts w:ascii="Calibri" w:hAnsi="Calibri" w:cs="Calibri"/>
+        <w:spacing w:after="57" w:line="240" w:lineRule="auto"/>
+        <w:rPr>
+          <w:rFonts w:ascii="Calibri" w:hAnsi="Calibri" w:cs="Calibri"/>
+          <w:sz w:val="22"/>
+          <w:szCs w:val="22"/>
+        </w:rPr>
+      </w:pPr>
+      <w:r>
+        <w:rPr>
+          <w:rFonts w:ascii="Calibri" w:hAnsi="Calibri" w:cs="Calibri"/>
+          <w:sz w:val="22"/>
+          <w:szCs w:val="22"/>
+        </w:rPr>
+        <w:t>Bachelor of Computer Applications (</w:t>
+      </w:r>
+      <w:proofErr w:type="gramStart"/>
+      <w:r>
+        <w:rPr>
+          <w:rFonts w:ascii="Calibri" w:hAnsi="Calibri" w:cs="Calibri"/>
+          <w:sz w:val="22"/>
+          <w:szCs w:val="22"/>
+        </w:rPr>
+        <w:t>BCA)</w:t>
+      </w:r>
+      <w:r>
+        <w:rPr>
+          <w:rFonts w:ascii="Calibri" w:hAnsi="Calibri" w:cs="Calibri"/>
+          <w:sz w:val="22"/>
+          <w:szCs w:val="22"/>
+        </w:rPr>
+        <w:t xml:space="preserve"> </w:t>
+      </w:r>
+      <w:r>
+        <w:rPr>
+          <w:rFonts w:ascii="Calibri" w:hAnsi="Calibri" w:cs="Calibri"/>
+          <w:sz w:val="22"/>
+          <w:szCs w:val="22"/>
+        </w:rPr>
+        <w:t xml:space="preserve">  </w:t>
+      </w:r>
+      <w:proofErr w:type="gramEnd"/>
+      <w:r>
+        <w:rPr>
+          <w:rFonts w:ascii="Calibri" w:hAnsi="Calibri" w:cs="Calibri"/>
+          <w:sz w:val="22"/>
+          <w:szCs w:val="22"/>
+        </w:rPr>
+        <w:t xml:space="preserve">                                                                                                                </w:t>
+      </w:r>
+      <w:r>
+        <w:rPr>
+          <w:rFonts w:ascii="Calibri" w:hAnsi="Calibri" w:cs="Calibri"/>
+          <w:sz w:val="22"/>
+          <w:szCs w:val="22"/>
+        </w:rPr>
+        <w:t>2023 – 2026</w:t>
+      </w:r>
+    </w:p>
+    <w:p>
+      <w:pPr>
+        <w:spacing w:after="57" w:line="240" w:lineRule="auto"/>
+        <w:rPr>
+          <w:rFonts w:ascii="Calibri" w:hAnsi="Calibri" w:cs="Calibri"/>
+          <w:sz w:val="22"/>
+          <w:szCs w:val="22"/>
+        </w:rPr>
+      </w:pPr>
+      <w:r>
+        <w:rPr>
+          <w:rFonts w:ascii="Calibri" w:hAnsi="Calibri" w:cs="Calibri"/>
+          <w:sz w:val="22"/>
+          <w:szCs w:val="22"/>
         </w:rPr>
         <w:t>Guru Nanak Dev University College, Jalandhar</w:t>
       </w:r>
-    </w:p>
-    <w:p>
-      <w:pPr>
-        <w:spacing w:after="0" w:line="240" w:lineRule="auto"/>
-        <w:rPr>
-          <w:rFonts w:ascii="Calibri" w:hAnsi="Calibri" w:cs="Calibri"/>
-        </w:rPr>
-      </w:pPr>
-      <w:r>
-        <w:rPr>
-          <w:rFonts w:ascii="Calibri" w:hAnsi="Calibri" w:cs="Calibri"/>
-        </w:rPr>
-        <w:t>2023 – 2026</w:t>
-      </w:r>
-    </w:p>
-    <w:p>
-      <w:pPr>
-        <w:spacing w:line="240" w:lineRule="auto"/>
-        <w:rPr>
-          <w:rFonts w:ascii="Calibri" w:hAnsi="Calibri" w:cs="Calibri"/>
-        </w:rPr>
-      </w:pPr>
-      <w:r>
-        <w:rPr>
-          <w:rFonts w:ascii="Calibri" w:hAnsi="Calibri" w:cs="Calibri"/>
+      <w:r>
+        <w:rPr>
+          <w:rFonts w:ascii="Calibri" w:hAnsi="Calibri" w:cs="Calibri"/>
+          <w:sz w:val="22"/>
+          <w:szCs w:val="22"/>
+        </w:rPr>
+        <w:t xml:space="preserve">                                                                                                          </w:t>
+      </w:r>
+      <w:r>
+        <w:rPr>
+          <w:rFonts w:ascii="Calibri" w:hAnsi="Calibri" w:cs="Calibri"/>
+          <w:sz w:val="22"/>
+          <w:szCs w:val="22"/>
         </w:rPr>
         <w:t>CGPA: 6.60/10</w:t>
       </w:r>
     </w:p>
     <w:p>
       <w:pPr>
-        <w:spacing w:line="240" w:lineRule="auto"/>
+        <w:spacing w:after="57" w:line="240" w:lineRule="auto"/>
         <w:rPr>
           <w:rFonts w:ascii="Calibri" w:hAnsi="Calibri" w:cs="Calibri"/>
           <w:b/>
@@ -996,7 +1263,7 @@
           <w:ilvl w:val="0"/>
           <w:numId w:val="6"/>
         </w:numPr>
-        <w:spacing w:after="0" w:line="240" w:lineRule="auto"/>
+        <w:spacing w:after="57" w:line="240" w:lineRule="auto"/>
         <w:rPr>
           <w:rFonts w:ascii="Calibri" w:hAnsi="Calibri" w:cs="Calibri"/>
         </w:rPr>
@@ -1036,7 +1303,7 @@
     </w:p>
     <w:p>
       <w:pPr>
-        <w:spacing w:line="240" w:lineRule="auto"/>
+        <w:spacing w:after="57" w:line="240" w:lineRule="auto"/>
         <w:rPr>
           <w:rFonts w:ascii="Calibri" w:hAnsi="Calibri" w:cs="Calibri"/>
           <w:b/>
@@ -1046,7 +1313,7 @@
     </w:p>
     <w:sectPr>
       <w:pgSz w:w="11906" w:h="16838"/>
-      <w:pgMar w:top="720" w:right="720" w:bottom="720" w:left="720" w:header="708" w:footer="708" w:gutter="0"/>
+      <w:pgMar w:top="567" w:right="567" w:bottom="567" w:left="567" w:header="709" w:footer="709" w:gutter="0"/>
       <w:cols w:space="708"/>
       <w:docGrid w:linePitch="360"/>
     </w:sectPr>
@@ -1170,6 +1437,118 @@
     </w:lvl>
   </w:abstractNum>
   <w:abstractNum w:abstractNumId="1" w15:restartNumberingAfterBreak="0">
+    <w:nsid w:val="0F850413"/>
+    <w:multiLevelType w:val="hybridMultilevel"/>
+    <w:tmpl w:val="05723134"/>
+    <w:lvl w:ilvl="0" w:tplc="C1FA373E">
+      <w:numFmt w:val="bullet"/>
+      <w:lvlText w:val=""/>
+      <w:lvlJc w:val="left"/>
+      <w:pPr>
+        <w:ind w:left="1080" w:hanging="360"/>
+      </w:pPr>
+      <w:rPr>
+        <w:rFonts w:ascii="Calibri" w:eastAsiaTheme="minorHAnsi" w:hAnsi="Calibri" w:cs="Calibri" w:hint="default"/>
+      </w:rPr>
+    </w:lvl>
+    <w:lvl w:ilvl="1" w:tplc="40090003" w:tentative="1">
+      <w:start w:val="1"/>
+      <w:numFmt w:val="bullet"/>
+      <w:lvlText w:val="o"/>
+      <w:lvlJc w:val="left"/>
+      <w:pPr>
+        <w:ind w:left="1800" w:hanging="360"/>
+      </w:pPr>
+      <w:rPr>
+        <w:rFonts w:ascii="Courier New" w:hAnsi="Courier New" w:cs="Courier New" w:hint="default"/>
+      </w:rPr>
+    </w:lvl>
+    <w:lvl w:ilvl="2" w:tplc="40090005" w:tentative="1">
+      <w:start w:val="1"/>
+      <w:numFmt w:val="bullet"/>
+      <w:lvlText w:val=""/>
+      <w:lvlJc w:val="left"/>
+      <w:pPr>
+        <w:ind w:left="2520" w:hanging="360"/>
+      </w:pPr>
+      <w:rPr>
+        <w:rFonts w:ascii="Wingdings" w:hAnsi="Wingdings" w:hint="default"/>
+      </w:rPr>
+    </w:lvl>
+    <w:lvl w:ilvl="3" w:tplc="40090001" w:tentative="1">
+      <w:start w:val="1"/>
+      <w:numFmt w:val="bullet"/>
+      <w:lvlText w:val=""/>
+      <w:lvlJc w:val="left"/>
+      <w:pPr>
+        <w:ind w:left="3240" w:hanging="360"/>
+      </w:pPr>
+      <w:rPr>
+        <w:rFonts w:ascii="Symbol" w:hAnsi="Symbol" w:hint="default"/>
+      </w:rPr>
+    </w:lvl>
+    <w:lvl w:ilvl="4" w:tplc="40090003" w:tentative="1">
+      <w:start w:val="1"/>
+      <w:numFmt w:val="bullet"/>
+      <w:lvlText w:val="o"/>
+      <w:lvlJc w:val="left"/>
+      <w:pPr>
+        <w:ind w:left="3960" w:hanging="360"/>
+      </w:pPr>
+      <w:rPr>
+        <w:rFonts w:ascii="Courier New" w:hAnsi="Courier New" w:cs="Courier New" w:hint="default"/>
+      </w:rPr>
+    </w:lvl>
+    <w:lvl w:ilvl="5" w:tplc="40090005" w:tentative="1">
+      <w:start w:val="1"/>
+      <w:numFmt w:val="bullet"/>
+      <w:lvlText w:val=""/>
+      <w:lvlJc w:val="left"/>
+      <w:pPr>
+        <w:ind w:left="4680" w:hanging="360"/>
+      </w:pPr>
+      <w:rPr>
+        <w:rFonts w:ascii="Wingdings" w:hAnsi="Wingdings" w:hint="default"/>
+      </w:rPr>
+    </w:lvl>
+    <w:lvl w:ilvl="6" w:tplc="40090001" w:tentative="1">
+      <w:start w:val="1"/>
+      <w:numFmt w:val="bullet"/>
+      <w:lvlText w:val=""/>
+      <w:lvlJc w:val="left"/>
+      <w:pPr>
+        <w:ind w:left="5400" w:hanging="360"/>
+      </w:pPr>
+      <w:rPr>
+        <w:rFonts w:ascii="Symbol" w:hAnsi="Symbol" w:hint="default"/>
+      </w:rPr>
+    </w:lvl>
+    <w:lvl w:ilvl="7" w:tplc="40090003" w:tentative="1">
+      <w:start w:val="1"/>
+      <w:numFmt w:val="bullet"/>
+      <w:lvlText w:val="o"/>
+      <w:lvlJc w:val="left"/>
+      <w:pPr>
+        <w:ind w:left="6120" w:hanging="360"/>
+      </w:pPr>
+      <w:rPr>
+        <w:rFonts w:ascii="Courier New" w:hAnsi="Courier New" w:cs="Courier New" w:hint="default"/>
+      </w:rPr>
+    </w:lvl>
+    <w:lvl w:ilvl="8" w:tplc="40090005" w:tentative="1">
+      <w:start w:val="1"/>
+      <w:numFmt w:val="bullet"/>
+      <w:lvlText w:val=""/>
+      <w:lvlJc w:val="left"/>
+      <w:pPr>
+        <w:ind w:left="6840" w:hanging="360"/>
+      </w:pPr>
+      <w:rPr>
+        <w:rFonts w:ascii="Wingdings" w:hAnsi="Wingdings" w:hint="default"/>
+      </w:rPr>
+    </w:lvl>
+  </w:abstractNum>
+  <w:abstractNum w:abstractNumId="2" w15:restartNumberingAfterBreak="0">
     <w:nsid w:val="188E24D5"/>
     <w:multiLevelType w:val="hybridMultilevel"/>
     <w:tmpl w:val="828CB902"/>
@@ -1282,7 +1661,345 @@
       </w:rPr>
     </w:lvl>
   </w:abstractNum>
-  <w:abstractNum w:abstractNumId="2" w15:restartNumberingAfterBreak="0">
+  <w:abstractNum w:abstractNumId="3" w15:restartNumberingAfterBreak="0">
+    <w:nsid w:val="353F0021"/>
+    <w:multiLevelType w:val="hybridMultilevel"/>
+    <w:tmpl w:val="A70C0FEE"/>
+    <w:lvl w:ilvl="0" w:tplc="C1FA373E">
+      <w:numFmt w:val="bullet"/>
+      <w:lvlText w:val=""/>
+      <w:lvlJc w:val="left"/>
+      <w:pPr>
+        <w:ind w:left="720" w:hanging="360"/>
+      </w:pPr>
+      <w:rPr>
+        <w:rFonts w:ascii="Calibri" w:eastAsiaTheme="minorHAnsi" w:hAnsi="Calibri" w:cs="Calibri" w:hint="default"/>
+      </w:rPr>
+    </w:lvl>
+    <w:lvl w:ilvl="1" w:tplc="40090003" w:tentative="1">
+      <w:start w:val="1"/>
+      <w:numFmt w:val="bullet"/>
+      <w:lvlText w:val="o"/>
+      <w:lvlJc w:val="left"/>
+      <w:pPr>
+        <w:ind w:left="1440" w:hanging="360"/>
+      </w:pPr>
+      <w:rPr>
+        <w:rFonts w:ascii="Courier New" w:hAnsi="Courier New" w:cs="Courier New" w:hint="default"/>
+      </w:rPr>
+    </w:lvl>
+    <w:lvl w:ilvl="2" w:tplc="40090005" w:tentative="1">
+      <w:start w:val="1"/>
+      <w:numFmt w:val="bullet"/>
+      <w:lvlText w:val=""/>
+      <w:lvlJc w:val="left"/>
+      <w:pPr>
+        <w:ind w:left="2160" w:hanging="360"/>
+      </w:pPr>
+      <w:rPr>
+        <w:rFonts w:ascii="Wingdings" w:hAnsi="Wingdings" w:hint="default"/>
+      </w:rPr>
+    </w:lvl>
+    <w:lvl w:ilvl="3" w:tplc="40090001" w:tentative="1">
+      <w:start w:val="1"/>
+      <w:numFmt w:val="bullet"/>
+      <w:lvlText w:val=""/>
+      <w:lvlJc w:val="left"/>
+      <w:pPr>
+        <w:ind w:left="2880" w:hanging="360"/>
+      </w:pPr>
+      <w:rPr>
+        <w:rFonts w:ascii="Symbol" w:hAnsi="Symbol" w:hint="default"/>
+      </w:rPr>
+    </w:lvl>
+    <w:lvl w:ilvl="4" w:tplc="40090003" w:tentative="1">
+      <w:start w:val="1"/>
+      <w:numFmt w:val="bullet"/>
+      <w:lvlText w:val="o"/>
+      <w:lvlJc w:val="left"/>
+      <w:pPr>
+        <w:ind w:left="3600" w:hanging="360"/>
+      </w:pPr>
+      <w:rPr>
+        <w:rFonts w:ascii="Courier New" w:hAnsi="Courier New" w:cs="Courier New" w:hint="default"/>
+      </w:rPr>
+    </w:lvl>
+    <w:lvl w:ilvl="5" w:tplc="40090005" w:tentative="1">
+      <w:start w:val="1"/>
+      <w:numFmt w:val="bullet"/>
+      <w:lvlText w:val=""/>
+      <w:lvlJc w:val="left"/>
+      <w:pPr>
+        <w:ind w:left="4320" w:hanging="360"/>
+      </w:pPr>
+      <w:rPr>
+        <w:rFonts w:ascii="Wingdings" w:hAnsi="Wingdings" w:hint="default"/>
+      </w:rPr>
+    </w:lvl>
+    <w:lvl w:ilvl="6" w:tplc="40090001" w:tentative="1">
+      <w:start w:val="1"/>
+      <w:numFmt w:val="bullet"/>
+      <w:lvlText w:val=""/>
+      <w:lvlJc w:val="left"/>
+      <w:pPr>
+        <w:ind w:left="5040" w:hanging="360"/>
+      </w:pPr>
+      <w:rPr>
+        <w:rFonts w:ascii="Symbol" w:hAnsi="Symbol" w:hint="default"/>
+      </w:rPr>
+    </w:lvl>
+    <w:lvl w:ilvl="7" w:tplc="40090003" w:tentative="1">
+      <w:start w:val="1"/>
+      <w:numFmt w:val="bullet"/>
+      <w:lvlText w:val="o"/>
+      <w:lvlJc w:val="left"/>
+      <w:pPr>
+        <w:ind w:left="5760" w:hanging="360"/>
+      </w:pPr>
+      <w:rPr>
+        <w:rFonts w:ascii="Courier New" w:hAnsi="Courier New" w:cs="Courier New" w:hint="default"/>
+      </w:rPr>
+    </w:lvl>
+    <w:lvl w:ilvl="8" w:tplc="40090005" w:tentative="1">
+      <w:start w:val="1"/>
+      <w:numFmt w:val="bullet"/>
+      <w:lvlText w:val=""/>
+      <w:lvlJc w:val="left"/>
+      <w:pPr>
+        <w:ind w:left="6480" w:hanging="360"/>
+      </w:pPr>
+      <w:rPr>
+        <w:rFonts w:ascii="Wingdings" w:hAnsi="Wingdings" w:hint="default"/>
+      </w:rPr>
+    </w:lvl>
+  </w:abstractNum>
+  <w:abstractNum w:abstractNumId="4" w15:restartNumberingAfterBreak="0">
+    <w:nsid w:val="48907AD1"/>
+    <w:multiLevelType w:val="hybridMultilevel"/>
+    <w:tmpl w:val="1292AB94"/>
+    <w:lvl w:ilvl="0" w:tplc="40090001">
+      <w:start w:val="1"/>
+      <w:numFmt w:val="bullet"/>
+      <w:lvlText w:val=""/>
+      <w:lvlJc w:val="left"/>
+      <w:pPr>
+        <w:ind w:left="720" w:hanging="360"/>
+      </w:pPr>
+      <w:rPr>
+        <w:rFonts w:ascii="Symbol" w:hAnsi="Symbol" w:hint="default"/>
+      </w:rPr>
+    </w:lvl>
+    <w:lvl w:ilvl="1" w:tplc="40090003" w:tentative="1">
+      <w:start w:val="1"/>
+      <w:numFmt w:val="bullet"/>
+      <w:lvlText w:val="o"/>
+      <w:lvlJc w:val="left"/>
+      <w:pPr>
+        <w:ind w:left="1440" w:hanging="360"/>
+      </w:pPr>
+      <w:rPr>
+        <w:rFonts w:ascii="Courier New" w:hAnsi="Courier New" w:cs="Courier New" w:hint="default"/>
+      </w:rPr>
+    </w:lvl>
+    <w:lvl w:ilvl="2" w:tplc="40090005" w:tentative="1">
+      <w:start w:val="1"/>
+      <w:numFmt w:val="bullet"/>
+      <w:lvlText w:val=""/>
+      <w:lvlJc w:val="left"/>
+      <w:pPr>
+        <w:ind w:left="2160" w:hanging="360"/>
+      </w:pPr>
+      <w:rPr>
+        <w:rFonts w:ascii="Wingdings" w:hAnsi="Wingdings" w:hint="default"/>
+      </w:rPr>
+    </w:lvl>
+    <w:lvl w:ilvl="3" w:tplc="40090001" w:tentative="1">
+      <w:start w:val="1"/>
+      <w:numFmt w:val="bullet"/>
+      <w:lvlText w:val=""/>
+      <w:lvlJc w:val="left"/>
+      <w:pPr>
+        <w:ind w:left="2880" w:hanging="360"/>
+      </w:pPr>
+      <w:rPr>
+        <w:rFonts w:ascii="Symbol" w:hAnsi="Symbol" w:hint="default"/>
+      </w:rPr>
+    </w:lvl>
+    <w:lvl w:ilvl="4" w:tplc="40090003" w:tentative="1">
+      <w:start w:val="1"/>
+      <w:numFmt w:val="bullet"/>
+      <w:lvlText w:val="o"/>
+      <w:lvlJc w:val="left"/>
+      <w:pPr>
+        <w:ind w:left="3600" w:hanging="360"/>
+      </w:pPr>
+      <w:rPr>
+        <w:rFonts w:ascii="Courier New" w:hAnsi="Courier New" w:cs="Courier New" w:hint="default"/>
+      </w:rPr>
+    </w:lvl>
+    <w:lvl w:ilvl="5" w:tplc="40090005" w:tentative="1">
+      <w:start w:val="1"/>
+      <w:numFmt w:val="bullet"/>
+      <w:lvlText w:val=""/>
+      <w:lvlJc w:val="left"/>
+      <w:pPr>
+        <w:ind w:left="4320" w:hanging="360"/>
+      </w:pPr>
+      <w:rPr>
+        <w:rFonts w:ascii="Wingdings" w:hAnsi="Wingdings" w:hint="default"/>
+      </w:rPr>
+    </w:lvl>
+    <w:lvl w:ilvl="6" w:tplc="40090001" w:tentative="1">
+      <w:start w:val="1"/>
+      <w:numFmt w:val="bullet"/>
+      <w:lvlText w:val=""/>
+      <w:lvlJc w:val="left"/>
+      <w:pPr>
+        <w:ind w:left="5040" w:hanging="360"/>
+      </w:pPr>
+      <w:rPr>
+        <w:rFonts w:ascii="Symbol" w:hAnsi="Symbol" w:hint="default"/>
+      </w:rPr>
+    </w:lvl>
+    <w:lvl w:ilvl="7" w:tplc="40090003" w:tentative="1">
+      <w:start w:val="1"/>
+      <w:numFmt w:val="bullet"/>
+      <w:lvlText w:val="o"/>
+      <w:lvlJc w:val="left"/>
+      <w:pPr>
+        <w:ind w:left="5760" w:hanging="360"/>
+      </w:pPr>
+      <w:rPr>
+        <w:rFonts w:ascii="Courier New" w:hAnsi="Courier New" w:cs="Courier New" w:hint="default"/>
+      </w:rPr>
+    </w:lvl>
+    <w:lvl w:ilvl="8" w:tplc="40090005" w:tentative="1">
+      <w:start w:val="1"/>
+      <w:numFmt w:val="bullet"/>
+      <w:lvlText w:val=""/>
+      <w:lvlJc w:val="left"/>
+      <w:pPr>
+        <w:ind w:left="6480" w:hanging="360"/>
+      </w:pPr>
+      <w:rPr>
+        <w:rFonts w:ascii="Wingdings" w:hAnsi="Wingdings" w:hint="default"/>
+      </w:rPr>
+    </w:lvl>
+  </w:abstractNum>
+  <w:abstractNum w:abstractNumId="5" w15:restartNumberingAfterBreak="0">
+    <w:nsid w:val="4A2C4368"/>
+    <w:multiLevelType w:val="hybridMultilevel"/>
+    <w:tmpl w:val="107E040E"/>
+    <w:lvl w:ilvl="0" w:tplc="40090001">
+      <w:start w:val="1"/>
+      <w:numFmt w:val="bullet"/>
+      <w:lvlText w:val=""/>
+      <w:lvlJc w:val="left"/>
+      <w:pPr>
+        <w:ind w:left="1080" w:hanging="360"/>
+      </w:pPr>
+      <w:rPr>
+        <w:rFonts w:ascii="Symbol" w:hAnsi="Symbol" w:hint="default"/>
+      </w:rPr>
+    </w:lvl>
+    <w:lvl w:ilvl="1" w:tplc="FFFFFFFF" w:tentative="1">
+      <w:start w:val="1"/>
+      <w:numFmt w:val="bullet"/>
+      <w:lvlText w:val="o"/>
+      <w:lvlJc w:val="left"/>
+      <w:pPr>
+        <w:ind w:left="1800" w:hanging="360"/>
+      </w:pPr>
+      <w:rPr>
+        <w:rFonts w:ascii="Courier New" w:hAnsi="Courier New" w:cs="Courier New" w:hint="default"/>
+      </w:rPr>
+    </w:lvl>
+    <w:lvl w:ilvl="2" w:tplc="FFFFFFFF" w:tentative="1">
+      <w:start w:val="1"/>
+      <w:numFmt w:val="bullet"/>
+      <w:lvlText w:val=""/>
+      <w:lvlJc w:val="left"/>
+      <w:pPr>
+        <w:ind w:left="2520" w:hanging="360"/>
+      </w:pPr>
+      <w:rPr>
+        <w:rFonts w:ascii="Wingdings" w:hAnsi="Wingdings" w:hint="default"/>
+      </w:rPr>
+    </w:lvl>
+    <w:lvl w:ilvl="3" w:tplc="FFFFFFFF" w:tentative="1">
+      <w:start w:val="1"/>
+      <w:numFmt w:val="bullet"/>
+      <w:lvlText w:val=""/>
+      <w:lvlJc w:val="left"/>
+      <w:pPr>
+        <w:ind w:left="3240" w:hanging="360"/>
+      </w:pPr>
+      <w:rPr>
+        <w:rFonts w:ascii="Symbol" w:hAnsi="Symbol" w:hint="default"/>
+      </w:rPr>
+    </w:lvl>
+    <w:lvl w:ilvl="4" w:tplc="FFFFFFFF" w:tentative="1">
+      <w:start w:val="1"/>
+      <w:numFmt w:val="bullet"/>
+      <w:lvlText w:val="o"/>
+      <w:lvlJc w:val="left"/>
+      <w:pPr>
+        <w:ind w:left="3960" w:hanging="360"/>
+      </w:pPr>
+      <w:rPr>
+        <w:rFonts w:ascii="Courier New" w:hAnsi="Courier New" w:cs="Courier New" w:hint="default"/>
+      </w:rPr>
+    </w:lvl>
+    <w:lvl w:ilvl="5" w:tplc="FFFFFFFF" w:tentative="1">
+      <w:start w:val="1"/>
+      <w:numFmt w:val="bullet"/>
+      <w:lvlText w:val=""/>
+      <w:lvlJc w:val="left"/>
+      <w:pPr>
+        <w:ind w:left="4680" w:hanging="360"/>
+      </w:pPr>
+      <w:rPr>
+        <w:rFonts w:ascii="Wingdings" w:hAnsi="Wingdings" w:hint="default"/>
+      </w:rPr>
+    </w:lvl>
+    <w:lvl w:ilvl="6" w:tplc="FFFFFFFF" w:tentative="1">
+      <w:start w:val="1"/>
+      <w:numFmt w:val="bullet"/>
+      <w:lvlText w:val=""/>
+      <w:lvlJc w:val="left"/>
+      <w:pPr>
+        <w:ind w:left="5400" w:hanging="360"/>
+      </w:pPr>
+      <w:rPr>
+        <w:rFonts w:ascii="Symbol" w:hAnsi="Symbol" w:hint="default"/>
+      </w:rPr>
+    </w:lvl>
+    <w:lvl w:ilvl="7" w:tplc="FFFFFFFF" w:tentative="1">
+      <w:start w:val="1"/>
+      <w:numFmt w:val="bullet"/>
+      <w:lvlText w:val="o"/>
+      <w:lvlJc w:val="left"/>
+      <w:pPr>
+        <w:ind w:left="6120" w:hanging="360"/>
+      </w:pPr>
+      <w:rPr>
+        <w:rFonts w:ascii="Courier New" w:hAnsi="Courier New" w:cs="Courier New" w:hint="default"/>
+      </w:rPr>
+    </w:lvl>
+    <w:lvl w:ilvl="8" w:tplc="FFFFFFFF" w:tentative="1">
+      <w:start w:val="1"/>
+      <w:numFmt w:val="bullet"/>
+      <w:lvlText w:val=""/>
+      <w:lvlJc w:val="left"/>
+      <w:pPr>
+        <w:ind w:left="6840" w:hanging="360"/>
+      </w:pPr>
+      <w:rPr>
+        <w:rFonts w:ascii="Wingdings" w:hAnsi="Wingdings" w:hint="default"/>
+      </w:rPr>
+    </w:lvl>
+  </w:abstractNum>
+  <w:abstractNum w:abstractNumId="6" w15:restartNumberingAfterBreak="0">
     <w:nsid w:val="648623C9"/>
     <w:multiLevelType w:val="hybridMultilevel"/>
     <w:tmpl w:val="1C6A8A5E"/>
@@ -1395,7 +2112,7 @@
       </w:rPr>
     </w:lvl>
   </w:abstractNum>
-  <w:abstractNum w:abstractNumId="3" w15:restartNumberingAfterBreak="0">
+  <w:abstractNum w:abstractNumId="7" w15:restartNumberingAfterBreak="0">
     <w:nsid w:val="65222544"/>
     <w:multiLevelType w:val="hybridMultilevel"/>
     <w:tmpl w:val="9650E5E8"/>
@@ -1508,7 +2225,7 @@
       </w:rPr>
     </w:lvl>
   </w:abstractNum>
-  <w:abstractNum w:abstractNumId="4" w15:restartNumberingAfterBreak="0">
+  <w:abstractNum w:abstractNumId="8" w15:restartNumberingAfterBreak="0">
     <w:nsid w:val="66B86EF9"/>
     <w:multiLevelType w:val="hybridMultilevel"/>
     <w:tmpl w:val="5166114C"/>
@@ -1620,7 +2337,7 @@
       </w:rPr>
     </w:lvl>
   </w:abstractNum>
-  <w:abstractNum w:abstractNumId="5" w15:restartNumberingAfterBreak="0">
+  <w:abstractNum w:abstractNumId="9" w15:restartNumberingAfterBreak="0">
     <w:nsid w:val="6B2B1779"/>
     <w:multiLevelType w:val="multilevel"/>
     <w:tmpl w:val="47A28AC6"/>
@@ -1773,18 +2490,30 @@
     <w:abstractNumId w:val="0"/>
   </w:num>
   <w:num w:numId="2" w16cid:durableId="1048839274">
+    <w:abstractNumId w:val="8"/>
+  </w:num>
+  <w:num w:numId="3" w16cid:durableId="310067009">
+    <w:abstractNumId w:val="6"/>
+  </w:num>
+  <w:num w:numId="4" w16cid:durableId="1589459009">
+    <w:abstractNumId w:val="7"/>
+  </w:num>
+  <w:num w:numId="5" w16cid:durableId="233468225">
+    <w:abstractNumId w:val="2"/>
+  </w:num>
+  <w:num w:numId="6" w16cid:durableId="629629446">
+    <w:abstractNumId w:val="9"/>
+  </w:num>
+  <w:num w:numId="7" w16cid:durableId="316148694">
     <w:abstractNumId w:val="4"/>
   </w:num>
-  <w:num w:numId="3" w16cid:durableId="310067009">
-    <w:abstractNumId w:val="2"/>
-  </w:num>
-  <w:num w:numId="4" w16cid:durableId="1589459009">
+  <w:num w:numId="8" w16cid:durableId="762410381">
     <w:abstractNumId w:val="3"/>
   </w:num>
-  <w:num w:numId="5" w16cid:durableId="233468225">
+  <w:num w:numId="9" w16cid:durableId="345443755">
     <w:abstractNumId w:val="1"/>
   </w:num>
-  <w:num w:numId="6" w16cid:durableId="629629446">
+  <w:num w:numId="10" w16cid:durableId="781457876">
     <w:abstractNumId w:val="5"/>
   </w:num>
 </w:numbering>
@@ -2393,7 +3122,6 @@
   <w:style w:type="character" w:default="1" w:styleId="DefaultParagraphFont">
     <w:name w:val="Default Paragraph Font"/>
     <w:uiPriority w:val="1"/>
-    <w:semiHidden/>
     <w:unhideWhenUsed/>
   </w:style>
   <w:style w:type="table" w:default="1" w:styleId="TableNormal">
